--- a/AI 开发指令.docx
+++ b/AI 开发指令.docx
@@ -25,30 +25,38 @@
       </w:pPr>
       <w:r>
         <w:rPr>
-          <w:rFonts w:hint="default"/>
-        </w:rPr>
-        <w:t>项目目标：</w:t>
-      </w:r>
-      <w:r>
-        <w:rPr>
-          <w:rFonts w:hint="default"/>
-        </w:rPr>
-        <w:t xml:space="preserve"> 请帮我开发一个“基于知识图谱的教学资源管理系统”。该系统需实现教学资源的结构化存储、语义检索、可视化图谱导航及个性化推荐 。</w:t>
-      </w:r>
-    </w:p>
-    <w:p>
-      <w:pPr>
-        <w:rPr>
-          <w:rFonts w:hint="default"/>
-        </w:rPr>
-      </w:pPr>
-    </w:p>
-    <w:p>
-      <w:pPr>
-        <w:rPr>
-          <w:rFonts w:hint="default"/>
-        </w:rPr>
-      </w:pPr>
+          <w:rFonts w:hint="eastAsia"/>
+          <w:lang w:val="en-US" w:eastAsia="zh-CN"/>
+        </w:rPr>
+        <w:t>一、</w:t>
+      </w:r>
+      <w:r>
+        <w:rPr>
+          <w:rFonts w:hint="default"/>
+        </w:rPr>
+        <w:t>项目目标： 请帮我开发一个“基于知识图谱的教学资源管理系统”。该系统需实现教学资源的结构化存储、语义检索、可视化图谱导航及个性化推荐 。</w:t>
+      </w:r>
+    </w:p>
+    <w:p>
+      <w:pPr>
+        <w:rPr>
+          <w:rFonts w:hint="default"/>
+        </w:rPr>
+      </w:pPr>
+    </w:p>
+    <w:p>
+      <w:pPr>
+        <w:rPr>
+          <w:rFonts w:hint="default"/>
+        </w:rPr>
+      </w:pPr>
+      <w:r>
+        <w:rPr>
+          <w:rFonts w:hint="eastAsia"/>
+          <w:lang w:val="en-US" w:eastAsia="zh-CN"/>
+        </w:rPr>
+        <w:t>二、</w:t>
+      </w:r>
       <w:r>
         <w:rPr>
           <w:rFonts w:hint="default"/>
@@ -66,180 +74,75 @@
         <w:rPr>
           <w:rFonts w:hint="default"/>
         </w:rPr>
-        <w:t>后端：</w:t>
-      </w:r>
-      <w:r>
-        <w:rPr>
-          <w:rFonts w:hint="default"/>
-        </w:rPr>
-        <w:t xml:space="preserve"> Python 3.9+ 配合 </w:t>
-      </w:r>
-      <w:r>
-        <w:rPr>
-          <w:rFonts w:hint="default"/>
-        </w:rPr>
-        <w:t>Flask</w:t>
-      </w:r>
-      <w:r>
-        <w:rPr>
-          <w:rFonts w:hint="default"/>
-        </w:rPr>
-        <w:t xml:space="preserve"> 框架 。</w:t>
-      </w:r>
-    </w:p>
-    <w:p>
-      <w:pPr>
-        <w:rPr>
-          <w:rFonts w:hint="default"/>
-        </w:rPr>
-      </w:pPr>
-      <w:r>
-        <w:rPr>
-          <w:rFonts w:hint="default"/>
-        </w:rPr>
-        <w:t>数据库：</w:t>
-      </w:r>
-      <w:r>
-        <w:rPr>
-          <w:rFonts w:hint="default"/>
-        </w:rPr>
-        <w:t xml:space="preserve"> </w:t>
-      </w:r>
-      <w:r>
-        <w:rPr>
-          <w:rFonts w:hint="default"/>
-        </w:rPr>
-        <w:t>Neo4j</w:t>
-      </w:r>
-      <w:r>
-        <w:rPr>
-          <w:rFonts w:hint="default"/>
-        </w:rPr>
-        <w:t xml:space="preserve">（存储知识图谱实体与关系）及 </w:t>
-      </w:r>
-      <w:r>
-        <w:rPr>
-          <w:rFonts w:hint="default"/>
-        </w:rPr>
-        <w:t>MySQL</w:t>
-      </w:r>
-      <w:r>
-        <w:rPr>
-          <w:rFonts w:hint="default"/>
-        </w:rPr>
-        <w:t>（存储用户 RBAC 权限及资源元数据） 。</w:t>
-      </w:r>
-    </w:p>
-    <w:p>
-      <w:pPr>
-        <w:rPr>
-          <w:rFonts w:hint="default"/>
-        </w:rPr>
-      </w:pPr>
-      <w:r>
-        <w:rPr>
-          <w:rFonts w:hint="default"/>
-        </w:rPr>
-        <w:t>前端：</w:t>
-      </w:r>
-      <w:r>
-        <w:rPr>
-          <w:rFonts w:hint="default"/>
-        </w:rPr>
-        <w:t xml:space="preserve"> </w:t>
-      </w:r>
-      <w:r>
-        <w:rPr>
-          <w:rFonts w:hint="default"/>
-        </w:rPr>
-        <w:t>Vue 3</w:t>
-      </w:r>
-      <w:r>
-        <w:rPr>
-          <w:rFonts w:hint="default"/>
-        </w:rPr>
-        <w:t xml:space="preserve"> + Vite + Element Plus 。</w:t>
-      </w:r>
-    </w:p>
-    <w:p>
-      <w:pPr>
-        <w:rPr>
-          <w:rFonts w:hint="default"/>
-        </w:rPr>
-      </w:pPr>
-    </w:p>
-    <w:p>
-      <w:pPr>
-        <w:rPr>
-          <w:rFonts w:hint="default"/>
-        </w:rPr>
-      </w:pPr>
-      <w:r>
-        <w:rPr>
-          <w:rFonts w:hint="default"/>
-        </w:rPr>
-        <w:t>可视化：</w:t>
-      </w:r>
-      <w:r>
-        <w:rPr>
-          <w:rFonts w:hint="default"/>
-        </w:rPr>
-        <w:t xml:space="preserve"> 使用 </w:t>
-      </w:r>
-      <w:r>
-        <w:rPr>
-          <w:rFonts w:hint="default"/>
-        </w:rPr>
-        <w:t>ECharts</w:t>
-      </w:r>
-      <w:r>
-        <w:rPr>
-          <w:rFonts w:hint="default"/>
-        </w:rPr>
-        <w:t xml:space="preserve"> 或 </w:t>
-      </w:r>
-      <w:r>
-        <w:rPr>
-          <w:rFonts w:hint="default"/>
-        </w:rPr>
-        <w:t>G6</w:t>
-      </w:r>
-      <w:r>
-        <w:rPr>
-          <w:rFonts w:hint="default"/>
-        </w:rPr>
-        <w:t xml:space="preserve"> 实现交互式图谱展示 。</w:t>
-      </w:r>
-    </w:p>
-    <w:p>
-      <w:pPr>
-        <w:rPr>
-          <w:rFonts w:hint="default"/>
-        </w:rPr>
-      </w:pPr>
-      <w:r>
-        <w:rPr>
-          <w:rFonts w:hint="default"/>
-        </w:rPr>
-        <w:pict>
-          <v:rect id="_x0000_i1026" o:spt="1" style="height:1.5pt;width:432pt;" fillcolor="#A0A0A0" filled="t" stroked="f" coordsize="21600,21600" o:hr="t" o:hrstd="t" o:hralign="center">
-            <v:path/>
-            <v:fill on="t" focussize="0,0"/>
-            <v:stroke on="f"/>
-            <v:imagedata o:title=""/>
-            <o:lock v:ext="edit"/>
-            <w10:wrap type="none"/>
-            <w10:anchorlock/>
-          </v:rect>
-        </w:pict>
-      </w:r>
-    </w:p>
-    <w:p>
-      <w:pPr>
-        <w:rPr>
-          <w:rFonts w:hint="default"/>
-        </w:rPr>
-      </w:pPr>
+        <w:t>后端： Python 3.9+ 配合 Flask 框架 。</w:t>
+      </w:r>
+    </w:p>
+    <w:p>
+      <w:pPr>
+        <w:rPr>
+          <w:rFonts w:hint="default"/>
+        </w:rPr>
+      </w:pPr>
+      <w:r>
+        <w:rPr>
+          <w:rFonts w:hint="default"/>
+        </w:rPr>
+        <w:t>数据库： Neo4j（存储知识图谱实体与关系）及 MySQL（存储用户 RBAC 权限及资源元数据） 。</w:t>
+      </w:r>
+    </w:p>
+    <w:p>
+      <w:pPr>
+        <w:rPr>
+          <w:rFonts w:hint="default"/>
+        </w:rPr>
+      </w:pPr>
+      <w:r>
+        <w:rPr>
+          <w:rFonts w:hint="default"/>
+        </w:rPr>
+        <w:t>前端： Vue 3 + Vite + Element Plus 。</w:t>
+      </w:r>
+    </w:p>
+    <w:p>
+      <w:pPr>
+        <w:rPr>
+          <w:rFonts w:hint="default"/>
+        </w:rPr>
+      </w:pPr>
+    </w:p>
+    <w:p>
+      <w:pPr>
+        <w:rPr>
+          <w:rFonts w:hint="default"/>
+        </w:rPr>
+      </w:pPr>
+      <w:r>
+        <w:rPr>
+          <w:rFonts w:hint="default"/>
+        </w:rPr>
+        <w:t>可视化： 使用 ECharts 或 G6 实现交互式图谱展示 。</w:t>
+      </w:r>
+    </w:p>
+    <w:p>
+      <w:pPr>
+        <w:rPr>
+          <w:rFonts w:hint="default"/>
+        </w:rPr>
+      </w:pPr>
+    </w:p>
+    <w:p>
+      <w:pPr>
+        <w:rPr>
+          <w:rFonts w:hint="default"/>
+        </w:rPr>
+      </w:pPr>
+      <w:r>
+        <w:rPr>
+          <w:rFonts w:hint="eastAsia"/>
+          <w:lang w:val="en-US" w:eastAsia="zh-CN"/>
+        </w:rPr>
+        <w:t>三、</w:t>
+      </w:r>
       <w:r>
         <w:rPr>
           <w:rFonts w:hint="default"/>
@@ -255,6 +158,13 @@
       </w:pPr>
       <w:r>
         <w:rPr>
+          <w:rFonts w:hint="eastAsia"/>
+          <w:lang w:val="en-US" w:eastAsia="zh-CN"/>
+        </w:rPr>
+        <w:t>1.</w:t>
+      </w:r>
+      <w:r>
+        <w:rPr>
           <w:rFonts w:hint="default"/>
         </w:rPr>
         <w:t>第一阶段：基础架构与数据库初始化</w:t>
@@ -277,25 +187,7 @@
         <w:rPr>
           <w:rFonts w:hint="default"/>
         </w:rPr>
-        <w:t>环境配置：</w:t>
-      </w:r>
-      <w:r>
-        <w:rPr>
-          <w:rFonts w:hint="default"/>
-        </w:rPr>
-        <w:t xml:space="preserve"> 生成 </w:t>
-      </w:r>
-      <w:r>
-        <w:rPr>
-          <w:rFonts w:hint="default"/>
-        </w:rPr>
-        <w:t>requirements.txt</w:t>
-      </w:r>
-      <w:r>
-        <w:rPr>
-          <w:rFonts w:hint="default"/>
-        </w:rPr>
-        <w:t xml:space="preserve"> 和项目基础目录结构（采用前后端分离架构）。</w:t>
+        <w:t>环境配置： 生成 requirements.txt 和项目基础目录结构（采用前后端分离架构）。</w:t>
       </w:r>
     </w:p>
     <w:p>
@@ -347,28 +239,29 @@
         <w:rPr>
           <w:rFonts w:hint="default"/>
         </w:rPr>
-        <w:t>核心连接：</w:t>
-      </w:r>
-      <w:r>
-        <w:rPr>
-          <w:rFonts w:hint="default"/>
-        </w:rPr>
-        <w:t xml:space="preserve"> 编写 Flask 异步连接 MySQL 和 Neo4j 的配置文件。</w:t>
-      </w:r>
-    </w:p>
-    <w:p>
-      <w:pPr>
-        <w:rPr>
-          <w:rFonts w:hint="default"/>
-        </w:rPr>
-      </w:pPr>
-    </w:p>
-    <w:p>
-      <w:pPr>
-        <w:rPr>
-          <w:rFonts w:hint="default"/>
-        </w:rPr>
-      </w:pPr>
+        <w:t>核心连接： 编写 Flask 异步连接 MySQL 和 Neo4j 的配置文件。</w:t>
+      </w:r>
+    </w:p>
+    <w:p>
+      <w:pPr>
+        <w:rPr>
+          <w:rFonts w:hint="default"/>
+        </w:rPr>
+      </w:pPr>
+    </w:p>
+    <w:p>
+      <w:pPr>
+        <w:rPr>
+          <w:rFonts w:hint="default"/>
+        </w:rPr>
+      </w:pPr>
+      <w:r>
+        <w:rPr>
+          <w:rFonts w:hint="eastAsia"/>
+          <w:lang w:val="en-US" w:eastAsia="zh-CN"/>
+        </w:rPr>
+        <w:t>2.</w:t>
+      </w:r>
       <w:r>
         <w:rPr>
           <w:rFonts w:hint="default"/>
@@ -386,66 +279,55 @@
         <w:rPr>
           <w:rFonts w:hint="default"/>
         </w:rPr>
-        <w:t>资源管理接口：</w:t>
-      </w:r>
-      <w:r>
-        <w:rPr>
-          <w:rFonts w:hint="default"/>
-        </w:rPr>
-        <w:t xml:space="preserve"> 实现资源上传（支持 PDF/Word）、分类标签管理及审核流 API 。</w:t>
-      </w:r>
-    </w:p>
-    <w:p>
-      <w:pPr>
-        <w:rPr>
-          <w:rFonts w:hint="default"/>
-        </w:rPr>
-      </w:pPr>
-      <w:r>
-        <w:rPr>
-          <w:rFonts w:hint="default"/>
-        </w:rPr>
-        <w:t>图谱构建逻辑：</w:t>
-      </w:r>
-      <w:r>
-        <w:rPr>
-          <w:rFonts w:hint="default"/>
-        </w:rPr>
-        <w:t xml:space="preserve"> 编写 Python 脚本，支持将结构化数据批量导入 Neo4j，并模拟简单的实体识别逻辑 。</w:t>
-      </w:r>
-    </w:p>
-    <w:p>
-      <w:pPr>
-        <w:rPr>
-          <w:rFonts w:hint="default"/>
-        </w:rPr>
-      </w:pPr>
-      <w:r>
-        <w:rPr>
-          <w:rFonts w:hint="default"/>
-        </w:rPr>
-        <w:t>用户模块：</w:t>
-      </w:r>
-      <w:r>
-        <w:rPr>
-          <w:rFonts w:hint="default"/>
-        </w:rPr>
-        <w:t xml:space="preserve"> 基于 JWT 实现登录、注册及基于角色的权限控制（学生/教师/管理员） 。</w:t>
-      </w:r>
-    </w:p>
-    <w:p>
-      <w:pPr>
-        <w:rPr>
-          <w:rFonts w:hint="default"/>
-        </w:rPr>
-      </w:pPr>
-    </w:p>
-    <w:p>
-      <w:pPr>
-        <w:rPr>
-          <w:rFonts w:hint="default"/>
-        </w:rPr>
-      </w:pPr>
+        <w:t>资源管理接口： 实现资源上传（支持 PDF/Word）、分类标签管理及审核流 API 。</w:t>
+      </w:r>
+    </w:p>
+    <w:p>
+      <w:pPr>
+        <w:rPr>
+          <w:rFonts w:hint="default"/>
+        </w:rPr>
+      </w:pPr>
+      <w:r>
+        <w:rPr>
+          <w:rFonts w:hint="default"/>
+        </w:rPr>
+        <w:t>图谱构建逻辑： 编写 Python 脚本，支持将结构化数据批量导入 Neo4j，并模拟简单的实体识别逻辑 。</w:t>
+      </w:r>
+    </w:p>
+    <w:p>
+      <w:pPr>
+        <w:rPr>
+          <w:rFonts w:hint="default"/>
+        </w:rPr>
+      </w:pPr>
+      <w:r>
+        <w:rPr>
+          <w:rFonts w:hint="default"/>
+        </w:rPr>
+        <w:t>用户模块： 基于 JWT 实现登录、注册及基于角色的权限控制（学生/教师/管理员） 。</w:t>
+      </w:r>
+    </w:p>
+    <w:p>
+      <w:pPr>
+        <w:rPr>
+          <w:rFonts w:hint="default"/>
+        </w:rPr>
+      </w:pPr>
+    </w:p>
+    <w:p>
+      <w:pPr>
+        <w:rPr>
+          <w:rFonts w:hint="default"/>
+        </w:rPr>
+      </w:pPr>
+      <w:r>
+        <w:rPr>
+          <w:rFonts w:hint="eastAsia"/>
+          <w:lang w:val="en-US" w:eastAsia="zh-CN"/>
+        </w:rPr>
+        <w:t>3.</w:t>
+      </w:r>
       <w:r>
         <w:rPr>
           <w:rFonts w:hint="default"/>
@@ -463,47 +345,42 @@
         <w:rPr>
           <w:rFonts w:hint="default"/>
         </w:rPr>
-        <w:t>基础页面：</w:t>
-      </w:r>
-      <w:r>
-        <w:rPr>
-          <w:rFonts w:hint="default"/>
-        </w:rPr>
-        <w:t xml:space="preserve"> 搭建响应式布局，包含资源列表页、个人中心（学习轨迹、收藏夹） 。</w:t>
-      </w:r>
-    </w:p>
-    <w:p>
-      <w:pPr>
-        <w:rPr>
-          <w:rFonts w:hint="default"/>
-        </w:rPr>
-      </w:pPr>
-      <w:r>
-        <w:rPr>
-          <w:rFonts w:hint="default"/>
-        </w:rPr>
-        <w:t>图谱导航：</w:t>
-      </w:r>
-      <w:r>
-        <w:rPr>
-          <w:rFonts w:hint="default"/>
-        </w:rPr>
-        <w:t xml:space="preserve"> 在前端集成可视化引擎，调用后端 Cypher 查询结果，实现可点击、可缩放的动态知识图谱展示 。</w:t>
-      </w:r>
-    </w:p>
-    <w:p>
-      <w:pPr>
-        <w:rPr>
-          <w:rFonts w:hint="default"/>
-        </w:rPr>
-      </w:pPr>
-    </w:p>
-    <w:p>
-      <w:pPr>
-        <w:rPr>
-          <w:rFonts w:hint="default"/>
-        </w:rPr>
-      </w:pPr>
+        <w:t>基础页面： 搭建响应式布局，包含资源列表页、个人中心（学习轨迹、收藏夹） 。</w:t>
+      </w:r>
+    </w:p>
+    <w:p>
+      <w:pPr>
+        <w:rPr>
+          <w:rFonts w:hint="default"/>
+        </w:rPr>
+      </w:pPr>
+      <w:r>
+        <w:rPr>
+          <w:rFonts w:hint="default"/>
+        </w:rPr>
+        <w:t>图谱导航： 在前端集成可视化引擎，调用后端 Cypher 查询结果，实现可点击、可缩放的动态知识图谱展示 。</w:t>
+      </w:r>
+    </w:p>
+    <w:p>
+      <w:pPr>
+        <w:rPr>
+          <w:rFonts w:hint="default"/>
+        </w:rPr>
+      </w:pPr>
+    </w:p>
+    <w:p>
+      <w:pPr>
+        <w:rPr>
+          <w:rFonts w:hint="default"/>
+        </w:rPr>
+      </w:pPr>
+      <w:r>
+        <w:rPr>
+          <w:rFonts w:hint="eastAsia"/>
+          <w:lang w:val="en-US" w:eastAsia="zh-CN"/>
+        </w:rPr>
+        <w:t>4.</w:t>
+      </w:r>
       <w:r>
         <w:rPr>
           <w:rFonts w:hint="default"/>
@@ -521,66 +398,57 @@
         <w:rPr>
           <w:rFonts w:hint="default"/>
         </w:rPr>
-        <w:t>语义检索：</w:t>
-      </w:r>
-      <w:r>
-        <w:rPr>
-          <w:rFonts w:hint="default"/>
-        </w:rPr>
-        <w:t xml:space="preserve"> 编写 Cypher 查询接口，实现基于图谱路径的资源检索，支持关键词及关联知识点搜索 。</w:t>
-      </w:r>
-    </w:p>
-    <w:p>
-      <w:pPr>
-        <w:rPr>
-          <w:rFonts w:hint="default"/>
-        </w:rPr>
-      </w:pPr>
-      <w:r>
-        <w:rPr>
-          <w:rFonts w:hint="default"/>
-        </w:rPr>
-        <w:t>推荐系统：</w:t>
-      </w:r>
-      <w:r>
-        <w:rPr>
-          <w:rFonts w:hint="default"/>
-        </w:rPr>
-        <w:t xml:space="preserve"> 实现一个基于用户行为（浏览、收藏）与知识图谱实体关联的简单推荐逻辑 。</w:t>
-      </w:r>
-    </w:p>
-    <w:p>
-      <w:pPr>
-        <w:rPr>
-          <w:rFonts w:hint="default"/>
-        </w:rPr>
-      </w:pPr>
-      <w:r>
-        <w:rPr>
-          <w:rFonts w:hint="default"/>
-        </w:rPr>
-        <w:t>推荐解释：</w:t>
-      </w:r>
-      <w:r>
-        <w:rPr>
-          <w:rFonts w:hint="default"/>
-        </w:rPr>
-        <w:t xml:space="preserve"> 在前端展示推荐理由（如：“因为你学习了知识点 A，为你推荐关联资源 B”） 。</w:t>
-      </w:r>
-    </w:p>
-    <w:p>
-      <w:pPr>
-        <w:rPr>
-          <w:rFonts w:hint="default"/>
-        </w:rPr>
-      </w:pPr>
-    </w:p>
-    <w:p>
-      <w:pPr>
-        <w:rPr>
-          <w:rFonts w:hint="default"/>
-        </w:rPr>
-      </w:pPr>
+        <w:t>语义检索： 编写 Cypher 查询接口，实现基于图谱路径的资源检索，支持关键词及关联知识点搜索 。</w:t>
+      </w:r>
+    </w:p>
+    <w:p>
+      <w:pPr>
+        <w:rPr>
+          <w:rFonts w:hint="default"/>
+        </w:rPr>
+      </w:pPr>
+      <w:r>
+        <w:rPr>
+          <w:rFonts w:hint="default"/>
+        </w:rPr>
+        <w:t>推荐系统： 实现一个基于用户行为（浏览、收藏）与知识图谱实体关联的简单推荐逻辑 。</w:t>
+      </w:r>
+    </w:p>
+    <w:p>
+      <w:pPr>
+        <w:rPr>
+          <w:rFonts w:hint="default"/>
+        </w:rPr>
+      </w:pPr>
+      <w:r>
+        <w:rPr>
+          <w:rFonts w:hint="default"/>
+        </w:rPr>
+        <w:t>推荐解释： 在前端展示推荐理由（如：“因为你学习了知识点 A，为你推荐关联资源 B”） 。</w:t>
+      </w:r>
+    </w:p>
+    <w:p>
+      <w:pPr>
+        <w:rPr>
+          <w:rFonts w:hint="default"/>
+        </w:rPr>
+      </w:pPr>
+    </w:p>
+    <w:p>
+      <w:pPr>
+        <w:rPr>
+          <w:rFonts w:hint="default"/>
+        </w:rPr>
+      </w:pPr>
+      <w:r>
+        <w:rPr>
+          <w:rFonts w:hint="eastAsia"/>
+          <w:lang w:val="en-US" w:eastAsia="zh-CN"/>
+        </w:rPr>
+        <w:t>5.</w:t>
+      </w:r>
+      <w:bookmarkStart w:id="0" w:name="_GoBack"/>
+      <w:bookmarkEnd w:id="0"/>
       <w:r>
         <w:rPr>
           <w:rFonts w:hint="default"/>
@@ -598,13 +466,7 @@
         <w:rPr>
           <w:rFonts w:hint="default"/>
         </w:rPr>
-        <w:t>联调：</w:t>
-      </w:r>
-      <w:r>
-        <w:rPr>
-          <w:rFonts w:hint="default"/>
-        </w:rPr>
-        <w:t xml:space="preserve"> 确保前后端接口调通，处理跨域（CORS）问题。</w:t>
+        <w:t>联调： 确保前后端接口调通，处理跨域（CORS）问题。</w:t>
       </w:r>
     </w:p>
     <w:p>
@@ -618,21 +480,7 @@
         <w:rPr>
           <w:rFonts w:hint="default"/>
         </w:rPr>
-        <w:t>管</w:t>
-      </w:r>
-      <w:bookmarkStart w:id="0" w:name="_GoBack"/>
-      <w:bookmarkEnd w:id="0"/>
-      <w:r>
-        <w:rPr>
-          <w:rFonts w:hint="default"/>
-        </w:rPr>
-        <w:t>理功能：</w:t>
-      </w:r>
-      <w:r>
-        <w:rPr>
-          <w:rFonts w:hint="default"/>
-        </w:rPr>
-        <w:t xml:space="preserve"> 实现系统日志管理、性能监控告警以及数据备份接口 </w:t>
+        <w:t xml:space="preserve">管理功能： 实现系统日志管理、性能监控告警以及数据备份接口 </w:t>
       </w:r>
       <w:r>
         <w:rPr>
